--- a/Assignment Programs/Assignment2/Assigment 2.docx
+++ b/Assignment Programs/Assignment2/Assigment 2.docx
@@ -4,21 +4,38 @@
   <w:body>
     <w:p/>
     <w:p>
-      <w:r>
+      <w:pPr>
+        <w:rPr>
+          <w:b/>
+          <w:bCs/>
+        </w:rPr>
+      </w:pPr>
+      <w:r>
+        <w:rPr>
+          <w:b/>
+          <w:bCs/>
+        </w:rPr>
         <w:t>1.C1 extends C2</w:t>
       </w:r>
     </w:p>
     <w:p>
-      <w:r>
+      <w:pPr>
+        <w:rPr>
+          <w:b/>
+          <w:bCs/>
+        </w:rPr>
+      </w:pPr>
+      <w:r>
+        <w:rPr>
+          <w:b/>
+          <w:bCs/>
+        </w:rPr>
         <w:t>Code:</w:t>
       </w:r>
     </w:p>
     <w:p>
       <w:r>
-        <w:t>p</w:t>
-      </w:r>
-      <w:r>
-        <w:t>ackage basics;</w:t>
+        <w:t>package basics;</w:t>
       </w:r>
     </w:p>
     <w:p>
@@ -177,14 +194,7 @@
           <w:b/>
           <w:bCs/>
         </w:rPr>
-        <w:t>Explanation</w:t>
-      </w:r>
-      <w:r>
-        <w:rPr>
-          <w:b/>
-          <w:bCs/>
-        </w:rPr>
-        <w:t>:</w:t>
+        <w:t>Explanation:</w:t>
       </w:r>
     </w:p>
     <w:p>
@@ -382,8 +392,16 @@
     <w:p>
       <w:pPr>
         <w:jc w:val="both"/>
-      </w:pPr>
-      <w:r>
+        <w:rPr>
+          <w:b/>
+          <w:bCs/>
+        </w:rPr>
+      </w:pPr>
+      <w:r>
+        <w:rPr>
+          <w:b/>
+          <w:bCs/>
+        </w:rPr>
         <w:t>Output:</w:t>
       </w:r>
     </w:p>
@@ -456,14 +474,26 @@
         <w:t xml:space="preserve"> </w:t>
       </w:r>
       <w:r>
+        <w:rPr>
+          <w:b/>
+          <w:bCs/>
+        </w:rPr>
         <w:t>C1 extends C2, C3</w:t>
       </w:r>
     </w:p>
     <w:p>
       <w:pPr>
         <w:jc w:val="both"/>
-      </w:pPr>
-      <w:r>
+        <w:rPr>
+          <w:b/>
+          <w:bCs/>
+        </w:rPr>
+      </w:pPr>
+      <w:r>
+        <w:rPr>
+          <w:b/>
+          <w:bCs/>
+        </w:rPr>
         <w:t>Code:</w:t>
       </w:r>
     </w:p>
@@ -873,8 +903,16 @@
     <w:p>
       <w:pPr>
         <w:jc w:val="both"/>
-      </w:pPr>
-      <w:r>
+        <w:rPr>
+          <w:b/>
+          <w:bCs/>
+        </w:rPr>
+      </w:pPr>
+      <w:r>
+        <w:rPr>
+          <w:b/>
+          <w:bCs/>
+        </w:rPr>
         <w:lastRenderedPageBreak/>
         <w:t>Explanation:</w:t>
       </w:r>
@@ -1109,8 +1147,16 @@
     <w:p>
       <w:pPr>
         <w:jc w:val="both"/>
-      </w:pPr>
-      <w:r>
+        <w:rPr>
+          <w:b/>
+          <w:bCs/>
+        </w:rPr>
+      </w:pPr>
+      <w:r>
+        <w:rPr>
+          <w:b/>
+          <w:bCs/>
+        </w:rPr>
         <w:t>Output:</w:t>
       </w:r>
     </w:p>
@@ -1175,22 +1221,35 @@
     <w:p>
       <w:pPr>
         <w:jc w:val="both"/>
-      </w:pPr>
-      <w:r>
-        <w:t>3.</w:t>
-      </w:r>
-      <w:r>
-        <w:t xml:space="preserve"> </w:t>
-      </w:r>
-      <w:r>
-        <w:t>C1 implements I1</w:t>
-      </w:r>
-    </w:p>
-    <w:p>
-      <w:pPr>
-        <w:jc w:val="both"/>
-      </w:pPr>
-      <w:r>
+        <w:rPr>
+          <w:b/>
+          <w:bCs/>
+        </w:rPr>
+      </w:pPr>
+      <w:r>
+        <w:t>3</w:t>
+      </w:r>
+      <w:r>
+        <w:rPr>
+          <w:b/>
+          <w:bCs/>
+        </w:rPr>
+        <w:t>. C1 implements I1</w:t>
+      </w:r>
+    </w:p>
+    <w:p>
+      <w:pPr>
+        <w:jc w:val="both"/>
+        <w:rPr>
+          <w:b/>
+          <w:bCs/>
+        </w:rPr>
+      </w:pPr>
+      <w:r>
+        <w:rPr>
+          <w:b/>
+          <w:bCs/>
+        </w:rPr>
         <w:t>Code:</w:t>
       </w:r>
     </w:p>
@@ -1368,59 +1427,53 @@
         <w:jc w:val="both"/>
       </w:pPr>
       <w:r>
+        <w:t xml:space="preserve">     </w:t>
+      </w:r>
+      <w:proofErr w:type="spellStart"/>
+      <w:r>
+        <w:t>TestClass</w:t>
+      </w:r>
+      <w:proofErr w:type="spellEnd"/>
+      <w:r>
+        <w:t xml:space="preserve"> </w:t>
+      </w:r>
+      <w:proofErr w:type="spellStart"/>
+      <w:r>
+        <w:t>obj</w:t>
+      </w:r>
+      <w:proofErr w:type="spellEnd"/>
+      <w:r>
+        <w:t xml:space="preserve"> = new </w:t>
+      </w:r>
+      <w:proofErr w:type="spellStart"/>
+      <w:proofErr w:type="gramStart"/>
+      <w:r>
+        <w:t>TestClass</w:t>
+      </w:r>
+      <w:proofErr w:type="spellEnd"/>
+      <w:r>
+        <w:t>(</w:t>
+      </w:r>
+      <w:proofErr w:type="gramEnd"/>
+      <w:r>
+        <w:t>);</w:t>
+      </w:r>
+    </w:p>
+    <w:p>
+      <w:pPr>
+        <w:jc w:val="both"/>
+      </w:pPr>
+      <w:r>
         <w:t xml:space="preserve">    </w:t>
       </w:r>
-      <w:r>
-        <w:t xml:space="preserve"> </w:t>
-      </w:r>
-      <w:proofErr w:type="spellStart"/>
-      <w:r>
-        <w:t>TestClass</w:t>
-      </w:r>
-      <w:proofErr w:type="spellEnd"/>
-      <w:r>
-        <w:t xml:space="preserve"> </w:t>
-      </w:r>
-      <w:proofErr w:type="spellStart"/>
-      <w:r>
-        <w:t>obj</w:t>
-      </w:r>
-      <w:proofErr w:type="spellEnd"/>
-      <w:r>
-        <w:t xml:space="preserve"> = new </w:t>
-      </w:r>
       <w:proofErr w:type="spellStart"/>
       <w:proofErr w:type="gramStart"/>
       <w:r>
-        <w:t>TestClass</w:t>
-      </w:r>
-      <w:proofErr w:type="spellEnd"/>
-      <w:r>
-        <w:t>(</w:t>
-      </w:r>
+        <w:t>obj.display</w:t>
+      </w:r>
+      <w:proofErr w:type="spellEnd"/>
       <w:proofErr w:type="gramEnd"/>
       <w:r>
-        <w:t>);</w:t>
-      </w:r>
-    </w:p>
-    <w:p>
-      <w:pPr>
-        <w:jc w:val="both"/>
-      </w:pPr>
-      <w:r>
-        <w:t xml:space="preserve">  </w:t>
-      </w:r>
-      <w:r>
-        <w:t xml:space="preserve">  </w:t>
-      </w:r>
-      <w:proofErr w:type="spellStart"/>
-      <w:proofErr w:type="gramStart"/>
-      <w:r>
-        <w:t>obj.display</w:t>
-      </w:r>
-      <w:proofErr w:type="spellEnd"/>
-      <w:proofErr w:type="gramEnd"/>
-      <w:r>
         <w:t>();</w:t>
       </w:r>
     </w:p>
@@ -1443,8 +1496,16 @@
     <w:p>
       <w:pPr>
         <w:jc w:val="both"/>
-      </w:pPr>
-      <w:r>
+        <w:rPr>
+          <w:b/>
+          <w:bCs/>
+        </w:rPr>
+      </w:pPr>
+      <w:r>
+        <w:rPr>
+          <w:b/>
+          <w:bCs/>
+        </w:rPr>
         <w:t>Explanation:</w:t>
       </w:r>
     </w:p>
@@ -1786,23 +1847,33 @@
       <w:pPr>
         <w:ind w:left="720"/>
         <w:jc w:val="both"/>
-      </w:pPr>
-      <w:r>
-        <w:t>4.</w:t>
-      </w:r>
-      <w:r>
-        <w:t xml:space="preserve"> </w:t>
-      </w:r>
-      <w:r>
-        <w:t>C1 implements I1, I2</w:t>
-      </w:r>
-    </w:p>
-    <w:p>
-      <w:pPr>
-        <w:ind w:left="720"/>
-        <w:jc w:val="both"/>
-      </w:pPr>
-      <w:r>
+        <w:rPr>
+          <w:b/>
+          <w:bCs/>
+        </w:rPr>
+      </w:pPr>
+      <w:r>
+        <w:rPr>
+          <w:b/>
+          <w:bCs/>
+        </w:rPr>
+        <w:t>4. C1 implements I1, I2</w:t>
+      </w:r>
+    </w:p>
+    <w:p>
+      <w:pPr>
+        <w:ind w:left="720"/>
+        <w:jc w:val="both"/>
+        <w:rPr>
+          <w:b/>
+          <w:bCs/>
+        </w:rPr>
+      </w:pPr>
+      <w:r>
+        <w:rPr>
+          <w:b/>
+          <w:bCs/>
+        </w:rPr>
         <w:lastRenderedPageBreak/>
         <w:t>Code:</w:t>
       </w:r>
@@ -1821,21 +1892,15 @@
         <w:jc w:val="both"/>
       </w:pPr>
       <w:r>
-        <w:t xml:space="preserve">             </w:t>
-      </w:r>
-      <w:r>
-        <w:t>interface I1 {</w:t>
-      </w:r>
-    </w:p>
-    <w:p>
-      <w:pPr>
-        <w:jc w:val="both"/>
-      </w:pPr>
-      <w:r>
-        <w:t xml:space="preserve">         </w:t>
-      </w:r>
-      <w:r>
-        <w:t xml:space="preserve">    void display1();</w:t>
+        <w:t xml:space="preserve">             interface I1 {</w:t>
+      </w:r>
+    </w:p>
+    <w:p>
+      <w:pPr>
+        <w:jc w:val="both"/>
+      </w:pPr>
+      <w:r>
+        <w:t xml:space="preserve">             void display1();</w:t>
       </w:r>
     </w:p>
     <w:p>
@@ -1852,10 +1917,7 @@
         <w:jc w:val="both"/>
       </w:pPr>
       <w:r>
-        <w:t xml:space="preserve">             </w:t>
-      </w:r>
-      <w:r>
-        <w:t>interface I2 {</w:t>
+        <w:t xml:space="preserve">             interface I2 {</w:t>
       </w:r>
     </w:p>
     <w:p>
@@ -1932,13 +1994,7 @@
         <w:jc w:val="both"/>
       </w:pPr>
       <w:r>
-        <w:t xml:space="preserve">  </w:t>
-      </w:r>
-      <w:r>
-        <w:t xml:space="preserve">    </w:t>
-      </w:r>
-      <w:r>
-        <w:t xml:space="preserve">  public void display2() {</w:t>
+        <w:t xml:space="preserve">        public void display2() {</w:t>
       </w:r>
     </w:p>
     <w:p>
@@ -2037,34 +2093,31 @@
         <w:jc w:val="both"/>
       </w:pPr>
       <w:r>
+        <w:t xml:space="preserve">          </w:t>
+      </w:r>
+      <w:proofErr w:type="gramStart"/>
+      <w:r>
+        <w:t>obj.display</w:t>
+      </w:r>
+      <w:proofErr w:type="gramEnd"/>
+      <w:r>
+        <w:t>1();</w:t>
+      </w:r>
+    </w:p>
+    <w:p>
+      <w:pPr>
+        <w:ind w:left="720"/>
+        <w:jc w:val="both"/>
+      </w:pPr>
+      <w:r>
         <w:t xml:space="preserve">        </w:t>
       </w:r>
-      <w:r>
-        <w:t xml:space="preserve">  </w:t>
-      </w:r>
       <w:proofErr w:type="gramStart"/>
       <w:r>
         <w:t>obj.display</w:t>
       </w:r>
       <w:proofErr w:type="gramEnd"/>
       <w:r>
-        <w:t>1();</w:t>
-      </w:r>
-    </w:p>
-    <w:p>
-      <w:pPr>
-        <w:ind w:left="720"/>
-        <w:jc w:val="both"/>
-      </w:pPr>
-      <w:r>
-        <w:t xml:space="preserve">        </w:t>
-      </w:r>
-      <w:proofErr w:type="gramStart"/>
-      <w:r>
-        <w:t>obj.display</w:t>
-      </w:r>
-      <w:proofErr w:type="gramEnd"/>
-      <w:r>
         <w:t>2();</w:t>
       </w:r>
     </w:p>
@@ -2089,8 +2142,16 @@
     <w:p>
       <w:pPr>
         <w:jc w:val="both"/>
-      </w:pPr>
-      <w:r>
+        <w:rPr>
+          <w:b/>
+          <w:bCs/>
+        </w:rPr>
+      </w:pPr>
+      <w:r>
+        <w:rPr>
+          <w:b/>
+          <w:bCs/>
+        </w:rPr>
         <w:t>Explanation:</w:t>
       </w:r>
     </w:p>
@@ -2284,8 +2345,16 @@
     <w:p>
       <w:pPr>
         <w:jc w:val="both"/>
-      </w:pPr>
-      <w:r>
+        <w:rPr>
+          <w:b/>
+          <w:bCs/>
+        </w:rPr>
+      </w:pPr>
+      <w:r>
+        <w:rPr>
+          <w:b/>
+          <w:bCs/>
+        </w:rPr>
         <w:t>Output:</w:t>
       </w:r>
     </w:p>
@@ -2350,22 +2419,39 @@
     <w:p>
       <w:pPr>
         <w:jc w:val="both"/>
-      </w:pPr>
-      <w:r>
+        <w:rPr>
+          <w:b/>
+          <w:bCs/>
+        </w:rPr>
+      </w:pPr>
+      <w:r>
+        <w:rPr>
+          <w:b/>
+          <w:bCs/>
+        </w:rPr>
         <w:t>5.</w:t>
       </w:r>
       <w:r>
-        <w:t xml:space="preserve"> </w:t>
-      </w:r>
-      <w:r>
-        <w:t>C1 implements C2 extends I1</w:t>
-      </w:r>
-    </w:p>
-    <w:p>
-      <w:pPr>
-        <w:jc w:val="both"/>
-      </w:pPr>
-      <w:r>
+        <w:rPr>
+          <w:b/>
+          <w:bCs/>
+        </w:rPr>
+        <w:t xml:space="preserve"> C1 implements C2 extends I1</w:t>
+      </w:r>
+    </w:p>
+    <w:p>
+      <w:pPr>
+        <w:jc w:val="both"/>
+        <w:rPr>
+          <w:b/>
+          <w:bCs/>
+        </w:rPr>
+      </w:pPr>
+      <w:r>
+        <w:rPr>
+          <w:b/>
+          <w:bCs/>
+        </w:rPr>
         <w:t>Code:</w:t>
       </w:r>
     </w:p>
@@ -2593,10 +2679,7 @@
         <w:jc w:val="both"/>
       </w:pPr>
       <w:r>
-        <w:t xml:space="preserve"> </w:t>
-      </w:r>
-      <w:r>
-        <w:t xml:space="preserve">     </w:t>
+        <w:t xml:space="preserve">      </w:t>
       </w:r>
       <w:proofErr w:type="gramStart"/>
       <w:r>
@@ -2642,8 +2725,16 @@
     <w:p>
       <w:pPr>
         <w:jc w:val="both"/>
-      </w:pPr>
-      <w:r>
+        <w:rPr>
+          <w:b/>
+          <w:bCs/>
+        </w:rPr>
+      </w:pPr>
+      <w:r>
+        <w:rPr>
+          <w:b/>
+          <w:bCs/>
+        </w:rPr>
         <w:t>Explanation:</w:t>
       </w:r>
     </w:p>
@@ -2838,8 +2929,16 @@
     <w:p>
       <w:pPr>
         <w:jc w:val="both"/>
-      </w:pPr>
-      <w:r>
+        <w:rPr>
+          <w:b/>
+          <w:bCs/>
+        </w:rPr>
+      </w:pPr>
+      <w:r>
+        <w:rPr>
+          <w:b/>
+          <w:bCs/>
+        </w:rPr>
         <w:t>Output:</w:t>
       </w:r>
     </w:p>
@@ -2905,16 +3004,32 @@
     <w:p>
       <w:pPr>
         <w:jc w:val="both"/>
-      </w:pPr>
-      <w:r>
+        <w:rPr>
+          <w:b/>
+          <w:bCs/>
+        </w:rPr>
+      </w:pPr>
+      <w:r>
+        <w:rPr>
+          <w:b/>
+          <w:bCs/>
+        </w:rPr>
         <w:t>6. I1 extends I2</w:t>
       </w:r>
     </w:p>
     <w:p>
       <w:pPr>
         <w:jc w:val="both"/>
-      </w:pPr>
-      <w:r>
+        <w:rPr>
+          <w:b/>
+          <w:bCs/>
+        </w:rPr>
+      </w:pPr>
+      <w:r>
+        <w:rPr>
+          <w:b/>
+          <w:bCs/>
+        </w:rPr>
         <w:t>Code:</w:t>
       </w:r>
     </w:p>
@@ -3168,7 +3283,17 @@
       </w:r>
     </w:p>
     <w:p>
-      <w:r>
+      <w:pPr>
+        <w:rPr>
+          <w:b/>
+          <w:bCs/>
+        </w:rPr>
+      </w:pPr>
+      <w:r>
+        <w:rPr>
+          <w:b/>
+          <w:bCs/>
+        </w:rPr>
         <w:t>Explanation:</w:t>
       </w:r>
     </w:p>
@@ -3346,8 +3471,16 @@
     <w:p>
       <w:pPr>
         <w:ind w:left="720"/>
-      </w:pPr>
-      <w:r>
+        <w:rPr>
+          <w:b/>
+          <w:bCs/>
+        </w:rPr>
+      </w:pPr>
+      <w:r>
+        <w:rPr>
+          <w:b/>
+          <w:bCs/>
+        </w:rPr>
         <w:t>Output:</w:t>
       </w:r>
     </w:p>
@@ -3412,22 +3545,39 @@
     <w:p>
       <w:pPr>
         <w:ind w:left="720"/>
-      </w:pPr>
-      <w:r>
+        <w:rPr>
+          <w:b/>
+          <w:bCs/>
+        </w:rPr>
+      </w:pPr>
+      <w:r>
+        <w:rPr>
+          <w:b/>
+          <w:bCs/>
+        </w:rPr>
         <w:t>7.</w:t>
       </w:r>
       <w:r>
-        <w:t xml:space="preserve"> </w:t>
-      </w:r>
-      <w:r>
-        <w:t>I1 implements C1</w:t>
-      </w:r>
-    </w:p>
-    <w:p>
-      <w:pPr>
-        <w:ind w:left="720"/>
-      </w:pPr>
-      <w:r>
+        <w:rPr>
+          <w:b/>
+          <w:bCs/>
+        </w:rPr>
+        <w:t xml:space="preserve"> I1 implements C1</w:t>
+      </w:r>
+    </w:p>
+    <w:p>
+      <w:pPr>
+        <w:ind w:left="720"/>
+        <w:rPr>
+          <w:b/>
+          <w:bCs/>
+        </w:rPr>
+      </w:pPr>
+      <w:r>
+        <w:rPr>
+          <w:b/>
+          <w:bCs/>
+        </w:rPr>
         <w:t>Code:</w:t>
       </w:r>
     </w:p>
@@ -3524,10 +3674,7 @@
     </w:p>
     <w:p>
       <w:r>
-        <w:t xml:space="preserve">                  </w:t>
-      </w:r>
-      <w:r>
-        <w:t>class C5 implements I6 {</w:t>
+        <w:t xml:space="preserve">                  class C5 implements I6 {</w:t>
       </w:r>
     </w:p>
     <w:p>
@@ -3580,10 +3727,7 @@
     </w:p>
     <w:p>
       <w:r>
-        <w:t xml:space="preserve">               </w:t>
-      </w:r>
-      <w:r>
-        <w:t>public class Case7 {</w:t>
+        <w:t xml:space="preserve">               public class Case7 {</w:t>
       </w:r>
     </w:p>
     <w:p>
@@ -3628,10 +3772,7 @@
     </w:p>
     <w:p>
       <w:r>
-        <w:t xml:space="preserve">              </w:t>
-      </w:r>
-      <w:r>
-        <w:t xml:space="preserve">   </w:t>
+        <w:t xml:space="preserve">                 </w:t>
       </w:r>
       <w:proofErr w:type="spellStart"/>
       <w:proofErr w:type="gramStart"/>
@@ -3661,7 +3802,17 @@
       </w:r>
     </w:p>
     <w:p>
-      <w:r>
+      <w:pPr>
+        <w:rPr>
+          <w:b/>
+          <w:bCs/>
+        </w:rPr>
+      </w:pPr>
+      <w:r>
+        <w:rPr>
+          <w:b/>
+          <w:bCs/>
+        </w:rPr>
         <w:t>Explanation:</w:t>
       </w:r>
     </w:p>
@@ -3891,8 +4042,16 @@
     <w:p>
       <w:pPr>
         <w:ind w:left="720"/>
-      </w:pPr>
-      <w:r>
+        <w:rPr>
+          <w:b/>
+          <w:bCs/>
+        </w:rPr>
+      </w:pPr>
+      <w:r>
+        <w:rPr>
+          <w:b/>
+          <w:bCs/>
+        </w:rPr>
         <w:t>Output:</w:t>
       </w:r>
     </w:p>
@@ -3957,22 +4116,32 @@
     <w:p>
       <w:pPr>
         <w:ind w:left="720"/>
-      </w:pPr>
-      <w:r>
-        <w:t>8.</w:t>
-      </w:r>
-      <w:r>
-        <w:t xml:space="preserve"> </w:t>
-      </w:r>
-      <w:r>
-        <w:t>I1 extends I2, I3</w:t>
-      </w:r>
-    </w:p>
-    <w:p>
-      <w:pPr>
-        <w:ind w:left="720"/>
-      </w:pPr>
-      <w:r>
+        <w:rPr>
+          <w:b/>
+          <w:bCs/>
+        </w:rPr>
+      </w:pPr>
+      <w:r>
+        <w:rPr>
+          <w:b/>
+          <w:bCs/>
+        </w:rPr>
+        <w:t>8. I1 extends I2, I3</w:t>
+      </w:r>
+    </w:p>
+    <w:p>
+      <w:pPr>
+        <w:ind w:left="720"/>
+        <w:rPr>
+          <w:b/>
+          <w:bCs/>
+        </w:rPr>
+      </w:pPr>
+      <w:r>
+        <w:rPr>
+          <w:b/>
+          <w:bCs/>
+        </w:rPr>
         <w:t>Code:</w:t>
       </w:r>
     </w:p>
@@ -4068,10 +4237,7 @@
     </w:p>
     <w:p>
       <w:r>
-        <w:t xml:space="preserve">            </w:t>
-      </w:r>
-      <w:r>
-        <w:t>class Example implements I7 {</w:t>
+        <w:t xml:space="preserve">            class Example implements I7 {</w:t>
       </w:r>
     </w:p>
     <w:p>
@@ -4109,10 +4275,7 @@
     </w:p>
     <w:p>
       <w:r>
-        <w:t xml:space="preserve">               </w:t>
-      </w:r>
-      <w:r>
-        <w:t xml:space="preserve">    public void display2() {</w:t>
+        <w:t xml:space="preserve">                   public void display2() {</w:t>
       </w:r>
     </w:p>
     <w:p>
@@ -4141,10 +4304,7 @@
     </w:p>
     <w:p>
       <w:r>
-        <w:t xml:space="preserve">               </w:t>
-      </w:r>
-      <w:r>
-        <w:t xml:space="preserve">    public void display3() {</w:t>
+        <w:t xml:space="preserve">                   public void display3() {</w:t>
       </w:r>
     </w:p>
     <w:p>
@@ -4181,10 +4341,7 @@
     </w:p>
     <w:p>
       <w:r>
-        <w:t xml:space="preserve">           </w:t>
-      </w:r>
-      <w:r>
-        <w:t>public class Case8 {</w:t>
+        <w:t xml:space="preserve">           public class Case8 {</w:t>
       </w:r>
     </w:p>
     <w:p>
@@ -4237,10 +4394,7 @@
     </w:p>
     <w:p>
       <w:r>
-        <w:t xml:space="preserve">          </w:t>
-      </w:r>
-      <w:r>
-        <w:t xml:space="preserve">  </w:t>
+        <w:t xml:space="preserve">            </w:t>
       </w:r>
       <w:proofErr w:type="gramStart"/>
       <w:r>
@@ -4301,9 +4455,16 @@
     </w:p>
     <w:p>
       <w:pPr>
-        <w:ind w:left="720"/>
-      </w:pPr>
-      <w:r>
+        <w:rPr>
+          <w:b/>
+          <w:bCs/>
+        </w:rPr>
+      </w:pPr>
+      <w:r>
+        <w:rPr>
+          <w:b/>
+          <w:bCs/>
+        </w:rPr>
         <w:t>Explanation:</w:t>
       </w:r>
     </w:p>
@@ -4459,8 +4620,16 @@
     <w:p>
       <w:pPr>
         <w:ind w:left="720"/>
-      </w:pPr>
-      <w:r>
+        <w:rPr>
+          <w:b/>
+          <w:bCs/>
+        </w:rPr>
+      </w:pPr>
+      <w:r>
+        <w:rPr>
+          <w:b/>
+          <w:bCs/>
+        </w:rPr>
         <w:t>Output:</w:t>
       </w:r>
     </w:p>
@@ -6139,6 +6308,7 @@
   <w:style w:type="character" w:default="1" w:styleId="DefaultParagraphFont">
     <w:name w:val="Default Paragraph Font"/>
     <w:uiPriority w:val="1"/>
+    <w:semiHidden/>
     <w:unhideWhenUsed/>
   </w:style>
   <w:style w:type="table" w:default="1" w:styleId="TableNormal">
